--- a/Documents/Statement of Work.docx
+++ b/Documents/Statement of Work.docx
@@ -425,22 +425,7 @@
               <w:cnfStyle w:val="000000000000" w:firstRow="0" w:lastRow="0" w:firstColumn="0" w:lastColumn="0" w:oddVBand="0" w:evenVBand="0" w:oddHBand="0" w:evenHBand="0" w:firstRowFirstColumn="0" w:firstRowLastColumn="0" w:lastRowFirstColumn="0" w:lastRowLastColumn="0"/>
             </w:pPr>
             <w:r>
-              <w:t xml:space="preserve">The pipeline will make use of 3 publicly available databases - </w:t>
-            </w:r>
-            <w:r>
-              <w:t>Population sizes by police force area (ONS)</w:t>
-            </w:r>
-            <w:r>
-              <w:t>;</w:t>
-            </w:r>
-            <w:r>
-              <w:t xml:space="preserve"> Crime Severity Score (ONS)</w:t>
-            </w:r>
-            <w:r>
-              <w:t>;</w:t>
-            </w:r>
-            <w:r>
-              <w:t xml:space="preserve"> Deprivation / IMD (gov.uk).</w:t>
+              <w:t>The pipeline will make use of 3 publicly available databases - Population sizes by police force area (ONS); Crime Severity Score (ONS); Deprivation / IMD (gov.uk).</w:t>
             </w:r>
             <w:r>
               <w:t xml:space="preserve"> No more databases will be used.</w:t>
@@ -807,6 +792,9 @@
             <w:pPr>
               <w:cnfStyle w:val="000000000000" w:firstRow="0" w:lastRow="0" w:firstColumn="0" w:lastColumn="0" w:oddVBand="0" w:evenVBand="0" w:oddHBand="0" w:evenHBand="0" w:firstRowFirstColumn="0" w:firstRowLastColumn="0" w:lastRowFirstColumn="0" w:lastRowLastColumn="0"/>
             </w:pPr>
+            <w:r>
+              <w:t>13/05/26</w:t>
+            </w:r>
           </w:p>
         </w:tc>
         <w:tc>
@@ -883,6 +871,9 @@
             <w:pPr>
               <w:cnfStyle w:val="000000100000" w:firstRow="0" w:lastRow="0" w:firstColumn="0" w:lastColumn="0" w:oddVBand="0" w:evenVBand="0" w:oddHBand="1" w:evenHBand="0" w:firstRowFirstColumn="0" w:firstRowLastColumn="0" w:lastRowFirstColumn="0" w:lastRowLastColumn="0"/>
             </w:pPr>
+            <w:r>
+              <w:t>18/05/26</w:t>
+            </w:r>
           </w:p>
         </w:tc>
         <w:tc>
@@ -958,6 +949,9 @@
             <w:pPr>
               <w:cnfStyle w:val="000000000000" w:firstRow="0" w:lastRow="0" w:firstColumn="0" w:lastColumn="0" w:oddVBand="0" w:evenVBand="0" w:oddHBand="0" w:evenHBand="0" w:firstRowFirstColumn="0" w:firstRowLastColumn="0" w:lastRowFirstColumn="0" w:lastRowLastColumn="0"/>
             </w:pPr>
+            <w:r>
+              <w:t>19/05/26</w:t>
+            </w:r>
           </w:p>
         </w:tc>
         <w:tc>
@@ -1042,6 +1036,9 @@
             <w:pPr>
               <w:cnfStyle w:val="000000100000" w:firstRow="0" w:lastRow="0" w:firstColumn="0" w:lastColumn="0" w:oddVBand="0" w:evenVBand="0" w:oddHBand="1" w:evenHBand="0" w:firstRowFirstColumn="0" w:firstRowLastColumn="0" w:lastRowFirstColumn="0" w:lastRowLastColumn="0"/>
             </w:pPr>
+            <w:r>
+              <w:t>19/05/26</w:t>
+            </w:r>
           </w:p>
         </w:tc>
         <w:tc>

--- a/Documents/Statement of Work.docx
+++ b/Documents/Statement of Work.docx
@@ -860,6 +860,9 @@
             </w:pPr>
             <w:r>
               <w:t>A CSV file containing all aggregated data from the input files. The result should be clearly documented, consistent, normalised and have validation checks</w:t>
+            </w:r>
+            <w:r>
+              <w:t>.</w:t>
             </w:r>
           </w:p>
         </w:tc>

--- a/Documents/Statement of Work.docx
+++ b/Documents/Statement of Work.docx
@@ -355,13 +355,8 @@
             <w:r>
               <w:t xml:space="preserve"> </w:t>
             </w:r>
-            <w:proofErr w:type="gramStart"/>
-            <w:r>
-              <w:t>in order to</w:t>
-            </w:r>
-            <w:proofErr w:type="gramEnd"/>
-            <w:r>
-              <w:t xml:space="preserve"> analyse crime within cities in northern England.</w:t>
+            <w:r>
+              <w:t>in order to analyse crime within cities in northern England.</w:t>
             </w:r>
           </w:p>
           <w:p>
@@ -406,15 +401,7 @@
               <w:cnfStyle w:val="000000000000" w:firstRow="0" w:lastRow="0" w:firstColumn="0" w:lastColumn="0" w:oddVBand="0" w:evenVBand="0" w:oddHBand="0" w:evenHBand="0" w:firstRowFirstColumn="0" w:firstRowLastColumn="0" w:lastRowFirstColumn="0" w:lastRowLastColumn="0"/>
             </w:pPr>
             <w:r>
-              <w:t xml:space="preserve">The pipeline will make use 4 police forces – </w:t>
-            </w:r>
-            <w:proofErr w:type="gramStart"/>
-            <w:r>
-              <w:t>Mersey-side</w:t>
-            </w:r>
-            <w:proofErr w:type="gramEnd"/>
-            <w:r>
-              <w:t>, looking at Liverpool; West Midlands, looking at Birmingham; West Yorkshire, looking at Leeds; South Yorkshire, looking at Sheffield.</w:t>
+              <w:t>The pipeline will make use 4 police forces – Mersey-side, looking at Liverpool; West Midlands, looking at Birmingham; West Yorkshire, looking at Leeds; South Yorkshire, looking at Sheffield.</w:t>
             </w:r>
             <w:r>
               <w:t xml:space="preserve"> Greater Manchester will not be included due to the lack of information publicly provided.</w:t>
@@ -443,15 +430,7 @@
             </w:r>
             <w:r>
               <w:lastRenderedPageBreak/>
-              <w:t xml:space="preserve">be able to be analysed and visualised using tools such as </w:t>
-            </w:r>
-            <w:proofErr w:type="spellStart"/>
-            <w:r>
-              <w:t>PowerBI</w:t>
-            </w:r>
-            <w:proofErr w:type="spellEnd"/>
-            <w:r>
-              <w:t>.</w:t>
+              <w:t>be able to be analysed and visualised using tools such as PowerBI.</w:t>
             </w:r>
           </w:p>
         </w:tc>
@@ -742,15 +721,7 @@
               <w:cnfStyle w:val="000000000000" w:firstRow="0" w:lastRow="0" w:firstColumn="0" w:lastColumn="0" w:oddVBand="0" w:evenVBand="0" w:oddHBand="0" w:evenHBand="0" w:firstRowFirstColumn="0" w:firstRowLastColumn="0" w:lastRowFirstColumn="0" w:lastRowLastColumn="0"/>
             </w:pPr>
             <w:r>
-              <w:t xml:space="preserve">Python </w:t>
-            </w:r>
-            <w:proofErr w:type="spellStart"/>
-            <w:r>
-              <w:t>Jupyter</w:t>
-            </w:r>
-            <w:proofErr w:type="spellEnd"/>
-            <w:r>
-              <w:t xml:space="preserve"> Notebook containing clear, concise, commented code that outlines and enacts the data cleaning stages: ‘Ingestion’, ‘</w:t>
+              <w:t>Python Jupyter Notebook containing clear, concise, commented code that outlines and enacts the data cleaning stages: ‘Ingestion’, ‘</w:t>
             </w:r>
             <w:r>
               <w:t xml:space="preserve">Cleaning &amp; </w:t>
@@ -1019,15 +990,7 @@
               <w:cnfStyle w:val="000000100000" w:firstRow="0" w:lastRow="0" w:firstColumn="0" w:lastColumn="0" w:oddVBand="0" w:evenVBand="0" w:oddHBand="1" w:evenHBand="0" w:firstRowFirstColumn="0" w:firstRowLastColumn="0" w:lastRowFirstColumn="0" w:lastRowLastColumn="0"/>
             </w:pPr>
             <w:r>
-              <w:t xml:space="preserve">A data dictionary for the reporting dataset. It should </w:t>
-            </w:r>
-            <w:proofErr w:type="gramStart"/>
-            <w:r>
-              <w:t>include:</w:t>
-            </w:r>
-            <w:proofErr w:type="gramEnd"/>
-            <w:r>
-              <w:t xml:space="preserve"> Column definitions; data types; grain; sources; calculations and assumptions.</w:t>
+              <w:t>A data dictionary for the reporting dataset. It should include: Column definitions; data types; grain; sources; calculations and assumptions.</w:t>
             </w:r>
           </w:p>
         </w:tc>
@@ -1066,7 +1029,7 @@
               <w:cnfStyle w:val="000000100000" w:firstRow="0" w:lastRow="0" w:firstColumn="0" w:lastColumn="0" w:oddVBand="0" w:evenVBand="0" w:oddHBand="1" w:evenHBand="0" w:firstRowFirstColumn="0" w:firstRowLastColumn="0" w:lastRowFirstColumn="0" w:lastRowLastColumn="0"/>
             </w:pPr>
             <w:r>
-              <w:t>4</w:t>
+              <w:t>1</w:t>
             </w:r>
           </w:p>
         </w:tc>
